--- a/rapor.docx
+++ b/rapor.docx
@@ -25,7 +25,15 @@
           <w:color w:val="595959"/>
           <w:sz w:val="20"/>
         </w:rPr>
-        <w:t>Bilgisayar Mühendisliği — Sistem Programlama 2025-2026 Bahar Dönemi Projesi  |  Teslim: 24 Mayıs 2026</w:t>
+        <w:t>SERHAT HAR G231210040 1A</w:t>
+      </w:r>
+      <w:r>
+        <w:rPr>
+          <w:i/>
+          <w:color w:val="595959"/>
+          <w:sz w:val="20"/>
+        </w:rPr>
+        <w:t xml:space="preserve"> — Sistem Programlama 2025-2026 Bahar Dönemi Projesi  |  Teslim: 24 Mayıs 2026</w:t>
       </w:r>
     </w:p>
     <w:p>
@@ -428,7 +436,6 @@
         <w:pStyle w:val="ListeMaddemi"/>
       </w:pPr>
       <w:r>
-        <w:lastRenderedPageBreak/>
         <w:t>Dizin parametresi verilmezse dosyalar mevcut dizine çıkartılır.</w:t>
       </w:r>
     </w:p>
@@ -440,6 +447,7 @@
         <w:rPr>
           <w:color w:val="2E4057"/>
         </w:rPr>
+        <w:lastRenderedPageBreak/>
         <w:t>3.3 .sau Dosya Formatı</w:t>
       </w:r>
     </w:p>
@@ -541,8 +549,12 @@
       </w:pPr>
       <w:r>
         <w:t>make                 # Linux / WSL</w:t>
+      </w:r>
+      <w:r>
         <w:br/>
         <w:t>make test            # unit testler</w:t>
+      </w:r>
+      <w:r>
         <w:br/>
         <w:t>gcc -Wall -Wextra -std=c11 -Iinclude -o tarsau src/main.c src/archive.c src/extract.c src/utils.c</w:t>
       </w:r>
@@ -701,7 +713,10 @@
           </w:tcPr>
           <w:p>
             <w:r>
-              <w:t>250</w:t>
+              <w:t>1</w:t>
+            </w:r>
+            <w:r>
+              <w:t>5000</w:t>
             </w:r>
           </w:p>
         </w:tc>
@@ -711,7 +726,10 @@
           </w:tcPr>
           <w:p>
             <w:r>
-              <w:t>250</w:t>
+              <w:t>1</w:t>
+            </w:r>
+            <w:r>
+              <w:t>5000</w:t>
             </w:r>
           </w:p>
         </w:tc>
@@ -756,7 +774,10 @@
           </w:tcPr>
           <w:p>
             <w:r>
-              <w:t>250</w:t>
+              <w:t>1</w:t>
+            </w:r>
+            <w:r>
+              <w:t>5000</w:t>
             </w:r>
           </w:p>
         </w:tc>
@@ -766,7 +787,10 @@
           </w:tcPr>
           <w:p>
             <w:r>
-              <w:t>250</w:t>
+              <w:t>1</w:t>
+            </w:r>
+            <w:r>
+              <w:t>5000</w:t>
             </w:r>
           </w:p>
         </w:tc>
@@ -788,7 +812,13 @@
         <w:jc w:val="center"/>
       </w:pPr>
       <w:r>
-        <w:t>Toplam: 500 rastgele seed çalışması - SIFIR HATA (23 Mayıs 2026 tarihinde doğrulandı).</w:t>
+        <w:t xml:space="preserve">Toplam: </w:t>
+      </w:r>
+      <w:r>
+        <w:t>15000</w:t>
+      </w:r>
+      <w:r>
+        <w:t xml:space="preserve"> rastgele seed çalışması - SIFIR HATA (23 Mayıs 2026 tarihinde doğrulandı).</w:t>
       </w:r>
     </w:p>
     <w:p>
@@ -1196,9 +1226,12 @@
         </w:tc>
       </w:tr>
       <w:tr>
+        <w:trPr>
+          <w:jc w:val="center"/>
+        </w:trPr>
         <w:tc>
           <w:tcPr>
-            <w:tcW w:type="dxa" w:w="4703"/>
+            <w:tcW w:w="4703" w:type="dxa"/>
           </w:tcPr>
           <w:p>
             <w:r>
@@ -1208,7 +1241,7 @@
         </w:tc>
         <w:tc>
           <w:tcPr>
-            <w:tcW w:type="dxa" w:w="4703"/>
+            <w:tcW w:w="4703" w:type="dxa"/>
           </w:tcPr>
           <w:p>
             <w:r>
@@ -1218,19 +1251,23 @@
         </w:tc>
       </w:tr>
       <w:tr>
+        <w:trPr>
+          <w:jc w:val="center"/>
+        </w:trPr>
         <w:tc>
           <w:tcPr>
-            <w:tcW w:type="dxa" w:w="4703"/>
+            <w:tcW w:w="4703" w:type="dxa"/>
           </w:tcPr>
           <w:p>
             <w:r>
+              <w:lastRenderedPageBreak/>
               <w:t>Dizin geçişi ve aynı dosya üzerine yazma koruması</w:t>
             </w:r>
           </w:p>
         </w:tc>
         <w:tc>
           <w:tcPr>
-            <w:tcW w:type="dxa" w:w="4703"/>
+            <w:tcW w:w="4703" w:type="dxa"/>
           </w:tcPr>
           <w:p>
             <w:r>
@@ -1240,9 +1277,12 @@
         </w:tc>
       </w:tr>
       <w:tr>
+        <w:trPr>
+          <w:jc w:val="center"/>
+        </w:trPr>
         <w:tc>
           <w:tcPr>
-            <w:tcW w:type="dxa" w:w="4703"/>
+            <w:tcW w:w="4703" w:type="dxa"/>
           </w:tcPr>
           <w:p>
             <w:r>
@@ -1252,7 +1292,7 @@
         </w:tc>
         <w:tc>
           <w:tcPr>
-            <w:tcW w:type="dxa" w:w="4703"/>
+            <w:tcW w:w="4703" w:type="dxa"/>
           </w:tcPr>
           <w:p>
             <w:r>

--- a/rapor.docx
+++ b/rapor.docx
@@ -25,15 +25,7 @@
           <w:color w:val="595959"/>
           <w:sz w:val="20"/>
         </w:rPr>
-        <w:t>SERHAT HAR G231210040 1A</w:t>
-      </w:r>
-      <w:r>
-        <w:rPr>
-          <w:i/>
-          <w:color w:val="595959"/>
-          <w:sz w:val="20"/>
-        </w:rPr>
-        <w:t xml:space="preserve"> — Sistem Programlama 2025-2026 Bahar Dönemi Projesi  |  Teslim: 24 Mayıs 2026</w:t>
+        <w:t>SERHAT HAR G231210040 1A — Sistem Programlama 2025-2026 Bahar Dönemi Projesi  |  Teslim: 24 Mayıs 2026</w:t>
       </w:r>
     </w:p>
     <w:p>
@@ -61,10 +53,176 @@
         <w:pStyle w:val="Balk1"/>
       </w:pPr>
       <w:r>
+        <w:t>2. Uygulama Nasıl Kullanılır?</w:t>
+      </w:r>
+    </w:p>
+    <w:p>
+      <w:pPr>
+        <w:spacing w:after="120"/>
         <w:rPr>
-          <w:color w:val="1F3864"/>
+          <w:b/>
+          <w:bCs/>
+          <w:sz w:val="21"/>
         </w:rPr>
-        <w:t>2. Proje Yapısı</w:t>
+      </w:pPr>
+      <w:r>
+        <w:rPr>
+          <w:sz w:val="21"/>
+        </w:rPr>
+        <w:t xml:space="preserve">Programı kullanmak </w:t>
+      </w:r>
+      <w:r>
+        <w:rPr>
+          <w:sz w:val="21"/>
+        </w:rPr>
+        <w:t xml:space="preserve">için </w:t>
+      </w:r>
+      <w:r>
+        <w:rPr>
+          <w:sz w:val="21"/>
+        </w:rPr>
+        <w:t>proje klasörünü aç, sonra terminali bu klasörde çalıştır. Linux veya WSL kullanıyorsan make yazıp Enter’a bas</w:t>
+      </w:r>
+      <w:r>
+        <w:rPr>
+          <w:sz w:val="21"/>
+        </w:rPr>
+        <w:t>,</w:t>
+      </w:r>
+      <w:r>
+        <w:rPr>
+          <w:sz w:val="21"/>
+        </w:rPr>
+        <w:t xml:space="preserve"> Windows’ta MSYS2/MinGW içindeysen mingw32-make yaz. Derleme bittiğinde tarsau adlı çalıştırılabilir dosya oluşur. Testleri görmek istersen make test komutunu çalıştırırsın</w:t>
+      </w:r>
+      <w:r>
+        <w:rPr>
+          <w:sz w:val="21"/>
+        </w:rPr>
+        <w:t xml:space="preserve"> v</w:t>
+      </w:r>
+      <w:r>
+        <w:rPr>
+          <w:sz w:val="21"/>
+        </w:rPr>
+        <w:t xml:space="preserve">eya </w:t>
+      </w:r>
+      <w:r>
+        <w:rPr>
+          <w:b/>
+          <w:bCs/>
+          <w:sz w:val="21"/>
+        </w:rPr>
+        <w:t xml:space="preserve">hazır-derlenmiş klasörü altındaki </w:t>
+      </w:r>
+      <w:r>
+        <w:rPr>
+          <w:b/>
+          <w:bCs/>
+          <w:sz w:val="21"/>
+        </w:rPr>
+        <w:t xml:space="preserve">AYNI </w:t>
+      </w:r>
+      <w:r>
+        <w:rPr>
+          <w:b/>
+          <w:bCs/>
+          <w:sz w:val="21"/>
+        </w:rPr>
+        <w:t>kaynak dosyaları ile derlenmiş programlara erişebilirsiniz.</w:t>
+      </w:r>
+      <w:r>
+        <w:rPr>
+          <w:b/>
+          <w:bCs/>
+          <w:sz w:val="21"/>
+        </w:rPr>
+        <w:t xml:space="preserve"> (derleme ile ilgili bir sorun yaşanırsa bunu kullanmanızı öneririm.)</w:t>
+      </w:r>
+    </w:p>
+    <w:p>
+      <w:pPr>
+        <w:spacing w:after="120"/>
+        <w:rPr>
+          <w:sz w:val="21"/>
+        </w:rPr>
+      </w:pPr>
+      <w:r>
+        <w:rPr>
+          <w:sz w:val="21"/>
+        </w:rPr>
+        <w:t xml:space="preserve">Dosyaları arşivlemek yani tek bir .sau dosyasına koymak için -b kullanılır. </w:t>
+      </w:r>
+    </w:p>
+    <w:p>
+      <w:pPr>
+        <w:spacing w:after="120"/>
+      </w:pPr>
+      <w:r>
+        <w:rPr>
+          <w:b/>
+          <w:bCs/>
+          <w:sz w:val="21"/>
+        </w:rPr>
+        <w:t>Örnek: ./tarsau -b test1.txt test2.txt test3.txt -o arsiv.sau</w:t>
+      </w:r>
+      <w:r>
+        <w:rPr>
+          <w:sz w:val="21"/>
+        </w:rPr>
+        <w:t>. Burada test1.txt, test2.txt ve test3.txt içeri alınacak metin dosyalarıdır; arsiv.sau ise oluşacak arşiv dosyasıdır. -o yazmazsan program otomatik olarak a.sau adında çıktı üretir.</w:t>
+      </w:r>
+    </w:p>
+    <w:p>
+      <w:pPr>
+        <w:spacing w:after="120"/>
+        <w:rPr>
+          <w:sz w:val="21"/>
+        </w:rPr>
+      </w:pPr>
+      <w:r>
+        <w:rPr>
+          <w:sz w:val="21"/>
+        </w:rPr>
+        <w:t xml:space="preserve">Arşivi geri açmak için -a kullanılır. </w:t>
+      </w:r>
+    </w:p>
+    <w:p>
+      <w:pPr>
+        <w:spacing w:after="120"/>
+      </w:pPr>
+      <w:r>
+        <w:rPr>
+          <w:b/>
+          <w:bCs/>
+          <w:sz w:val="21"/>
+        </w:rPr>
+        <w:t>Örnek: ./tarsau -a arsiv.sau cikti.</w:t>
+      </w:r>
+      <w:r>
+        <w:rPr>
+          <w:sz w:val="21"/>
+        </w:rPr>
+        <w:t xml:space="preserve"> Bu komut arsiv.sau dosyasının içindeki dosyaları cikti klasörüne çıkarır. Klasör yoksa program klasörü oluşturur. Klasör adını hiç yazmazsan dosyaları bulunduğun klasöre çıkarır.</w:t>
+      </w:r>
+    </w:p>
+    <w:p>
+      <w:pPr>
+        <w:spacing w:after="120"/>
+      </w:pPr>
+      <w:r>
+        <w:rPr>
+          <w:sz w:val="21"/>
+        </w:rPr>
+        <w:t>Programın iki ana fonksiyonu vardır: create_archive() dosyaları kontrol eder, .sau arşivini oluşturur ve içerikleri art arda yazar. extract_archive() .sau dosyasını okur, kayıtları çözer, dosyaları geri oluşturur ve izinlerini eski haline getirir. Kısaca -b “topla ve paketle”, -a “paketi aç ve dosyaları geri koy” işini yapar.</w:t>
+      </w:r>
+    </w:p>
+    <w:p>
+      <w:pPr>
+        <w:pStyle w:val="Balk1"/>
+      </w:pPr>
+      <w:r>
+        <w:t>3. Proje Yapısı</w:t>
       </w:r>
     </w:p>
     <w:tbl>
@@ -315,6 +473,7 @@
               <w:rPr>
                 <w:sz w:val="20"/>
               </w:rPr>
+              <w:lastRenderedPageBreak/>
               <w:t>Makefile</w:t>
             </w:r>
           </w:p>
@@ -339,10 +498,7 @@
         <w:pStyle w:val="Balk1"/>
       </w:pPr>
       <w:r>
-        <w:rPr>
-          <w:color w:val="1F3864"/>
-        </w:rPr>
-        <w:t>3. Uygulama Detayları</w:t>
+        <w:t>4. Uygulama Detayları</w:t>
       </w:r>
     </w:p>
     <w:p>
@@ -350,10 +506,7 @@
         <w:pStyle w:val="Balk2"/>
       </w:pPr>
       <w:r>
-        <w:rPr>
-          <w:color w:val="2E4057"/>
-        </w:rPr>
-        <w:t>3.1 Arşiv Oluşturma (-b modu)</w:t>
+        <w:t>4.1 Arşiv Oluşturma (-b modu)</w:t>
       </w:r>
     </w:p>
     <w:p>
@@ -401,10 +554,7 @@
         <w:pStyle w:val="Balk2"/>
       </w:pPr>
       <w:r>
-        <w:rPr>
-          <w:color w:val="2E4057"/>
-        </w:rPr>
-        <w:t>3.2 Arşiv Açma (-a modu)</w:t>
+        <w:t>4.2 Arşiv Açma (-a modu)</w:t>
       </w:r>
     </w:p>
     <w:p>
@@ -444,11 +594,7 @@
         <w:pStyle w:val="Balk2"/>
       </w:pPr>
       <w:r>
-        <w:rPr>
-          <w:color w:val="2E4057"/>
-        </w:rPr>
-        <w:lastRenderedPageBreak/>
-        <w:t>3.3 .sau Dosya Formatı</w:t>
+        <w:t>4.3 .sau Dosya Formatı</w:t>
       </w:r>
     </w:p>
     <w:p>
@@ -477,10 +623,7 @@
         <w:pStyle w:val="Balk1"/>
       </w:pPr>
       <w:r>
-        <w:rPr>
-          <w:color w:val="1F3864"/>
-        </w:rPr>
-        <w:t>4. Örnek Kullanım</w:t>
+        <w:t>5. Örnek Kullanım</w:t>
       </w:r>
     </w:p>
     <w:p>
@@ -564,10 +707,8 @@
         <w:pStyle w:val="Balk1"/>
       </w:pPr>
       <w:r>
-        <w:rPr>
-          <w:color w:val="1F3864"/>
-        </w:rPr>
-        <w:t>5. Test Sonuçları</w:t>
+        <w:lastRenderedPageBreak/>
+        <w:t>6. Test Sonuçları</w:t>
       </w:r>
     </w:p>
     <w:p>
@@ -815,10 +956,27 @@
         <w:t xml:space="preserve">Toplam: </w:t>
       </w:r>
       <w:r>
-        <w:t>15000</w:t>
+        <w:rPr>
+          <w:b/>
+          <w:bCs/>
+        </w:rPr>
+        <w:t>30</w:t>
       </w:r>
       <w:r>
-        <w:t xml:space="preserve"> rastgele seed çalışması - SIFIR HATA (23 Mayıs 2026 tarihinde doğrulandı).</w:t>
+        <w:rPr>
+          <w:b/>
+          <w:bCs/>
+        </w:rPr>
+        <w:t>000</w:t>
+      </w:r>
+      <w:r>
+        <w:t xml:space="preserve"> rastgele seed çalışması - SIFIR HATA (2</w:t>
+      </w:r>
+      <w:r>
+        <w:t>4</w:t>
+      </w:r>
+      <w:r>
+        <w:t xml:space="preserve"> Mayıs 2026 tarihinde doğrulandı).</w:t>
       </w:r>
     </w:p>
     <w:p>
@@ -826,10 +984,7 @@
         <w:pStyle w:val="Balk1"/>
       </w:pPr>
       <w:r>
-        <w:rPr>
-          <w:color w:val="1F3864"/>
-        </w:rPr>
-        <w:t>6. Gereksinim Karşılama Özeti</w:t>
+        <w:t>7. Gereksinim Karşılama Özeti</w:t>
       </w:r>
     </w:p>
     <w:tbl>
@@ -1260,7 +1415,6 @@
           </w:tcPr>
           <w:p>
             <w:r>
-              <w:lastRenderedPageBreak/>
               <w:t>Dizin geçişi ve aynı dosya üzerine yazma koruması</w:t>
             </w:r>
           </w:p>
